--- a/AWS/sesion1_procesamiento_batch/Tarea01_Pipeline_ETL_Batch_AWS.docx
+++ b/AWS/sesion1_procesamiento_batch/Tarea01_Pipeline_ETL_Batch_AWS.docx
@@ -517,7 +517,7 @@
         <w:rPr>
           <w:lang w:val="es-ES"/>
         </w:rPr>
-        <w:t xml:space="preserve"> listos para descargar y usar, en la carpeta data/tarea01 del repositorio del curso. Elija UNO de los tres. No necesita buscar datos por su cuenta.</w:t>
+        <w:t xml:space="preserve"> listos para descargar y usar, en la carpeta tarea01 del repositorio del curso. Elija UNO de los tres. No necesita buscar datos por su cuenta.</w:t>
       </w:r>
     </w:p>
     <w:tbl>
@@ -883,7 +883,7 @@
         <w:rPr>
           <w:lang w:val="es-ES"/>
         </w:rPr>
-        <w:t xml:space="preserve"> en Athena y documente en el informe qué encontró: valores nulos, duplicados, categorías escritas de varias formas, valores fuera de rango o campos numéricos guardados como texto. El archivo README.md de la carpeta data/tarea01</w:t>
+        <w:t xml:space="preserve"> en Athena y documente en el informe qué encontró: valores nulos, duplicados, categorías escritas de varias formas, valores fuera de rango o campos numéricos guardados como texto. El archivo README.md de la carpeta tarea01</w:t>
       </w:r>
       <w:r>
         <w:rPr>
@@ -3396,7 +3396,7 @@
           <w:b/>
           <w:lang w:val="es-ES"/>
         </w:rPr>
-        <w:t xml:space="preserve">data/tarea01/ </w:t>
+        <w:t xml:space="preserve">tarea01/ </w:t>
       </w:r>
       <w:r>
         <w:rPr>
